--- a/IMT543/4.16_SGonzales_RevisedERD.docx
+++ b/IMT543/4.16_SGonzales_RevisedERD.docx
@@ -36,22 +36,7 @@
     </w:p>
     <w:p>
       <w:r>
-        <w:t xml:space="preserve">In this evolution of the ERD, I </w:t>
-      </w:r>
-      <w:r>
-        <w:t>introduce</w:t>
-      </w:r>
-      <w:r>
-        <w:t>d</w:t>
-      </w:r>
-      <w:r>
-        <w:t xml:space="preserve"> user management system, making the schema multi-tenant capable rather than single-user focused.</w:t>
-      </w:r>
-      <w:r>
-        <w:t xml:space="preserve"> </w:t>
-      </w:r>
-      <w:r>
-        <w:t xml:space="preserve">The addition of budget, expense, income, and </w:t>
+        <w:t xml:space="preserve">In this evolution of the ERD, I introduced user management system, making the schema multi-tenant capable rather than single-user focused. The addition of budget, expense, income, and </w:t>
       </w:r>
       <w:proofErr w:type="spellStart"/>
       <w:r>
@@ -64,31 +49,7 @@
     </w:p>
     <w:p>
       <w:r>
-        <w:t>This evolution employs e</w:t>
-      </w:r>
-      <w:r>
-        <w:t xml:space="preserve">nhanced </w:t>
-      </w:r>
-      <w:r>
-        <w:t>d</w:t>
-      </w:r>
-      <w:r>
-        <w:t xml:space="preserve">ata </w:t>
-      </w:r>
-      <w:r>
-        <w:t>m</w:t>
-      </w:r>
-      <w:r>
-        <w:t xml:space="preserve">odeling </w:t>
-      </w:r>
-      <w:r>
-        <w:t>p</w:t>
-      </w:r>
-      <w:r>
-        <w:t>atterns</w:t>
-      </w:r>
-      <w:r>
-        <w:t xml:space="preserve"> like:</w:t>
+        <w:t>This evolution employs enhanced data modeling patterns like:</w:t>
       </w:r>
     </w:p>
     <w:p>
@@ -212,6 +173,9 @@
         <w:jc w:val="center"/>
       </w:pPr>
       <w:r>
+        <w:rPr>
+          <w:noProof/>
+        </w:rPr>
         <w:lastRenderedPageBreak/>
         <w:drawing>
           <wp:inline distT="0" distB="0" distL="0" distR="0" wp14:anchorId="7549C0AD" wp14:editId="0A2AF056">
